--- a/templates/Подготовка_ТУ.docx
+++ b/templates/Подготовка_ТУ.docx
@@ -62,7 +62,6 @@
           <w:szCs w:val="26"/>
         </w:rPr>
       </w:pPr>
-      <w:bookmarkStart w:id="0" w:name="_GoBack"/>
       <w:r>
         <w:rPr>
           <w:rFonts w:ascii="Times New Roman" w:hAnsi="Times New Roman"/>
@@ -71,7 +70,6 @@
         </w:rPr>
         <w:t>[[</w:t>
       </w:r>
-      <w:bookmarkEnd w:id="0"/>
       <w:proofErr w:type="spellStart"/>
       <w:r>
         <w:rPr>
@@ -596,7 +594,23 @@
           <w:sz w:val="28"/>
           <w:szCs w:val="26"/>
         </w:rPr>
-        <w:t>, а также сканированную версию, подписанную со стороны филиала, прошу направить официальным письмом в АО «</w:t>
+        <w:t xml:space="preserve">, а также сканированную версию, подписанную со стороны </w:t>
+      </w:r>
+      <w:r>
+        <w:rPr>
+          <w:rFonts w:ascii="Times New Roman" w:hAnsi="Times New Roman"/>
+          <w:sz w:val="28"/>
+          <w:szCs w:val="26"/>
+        </w:rPr>
+        <w:t>предприятия</w:t>
+      </w:r>
+      <w:r>
+        <w:rPr>
+          <w:rFonts w:ascii="Times New Roman" w:hAnsi="Times New Roman"/>
+          <w:sz w:val="28"/>
+          <w:szCs w:val="26"/>
+        </w:rPr>
+        <w:t>, прошу направить официальным письмом в АО «</w:t>
       </w:r>
       <w:proofErr w:type="spellStart"/>
       <w:r>
@@ -968,7 +982,7 @@
           <w:sz w:val="28"/>
           <w:szCs w:val="26"/>
         </w:rPr>
-        <w:t xml:space="preserve">Начальник департамента эксплуатации и </w:t>
+        <w:t xml:space="preserve">Заместитель начальника Департамента </w:t>
       </w:r>
     </w:p>
     <w:p>
@@ -986,7 +1000,91 @@
           <w:sz w:val="28"/>
           <w:szCs w:val="26"/>
         </w:rPr>
-        <w:t>размещения ВОЛС на воздушных линиях                                              Е.А. Демина</w:t>
+        <w:t xml:space="preserve">телекоммуникационных сервисов – </w:t>
+      </w:r>
+    </w:p>
+    <w:p>
+      <w:pPr>
+        <w:jc w:val="both"/>
+        <w:rPr>
+          <w:rFonts w:ascii="Times New Roman" w:hAnsi="Times New Roman"/>
+          <w:sz w:val="28"/>
+          <w:szCs w:val="26"/>
+        </w:rPr>
+      </w:pPr>
+      <w:r>
+        <w:rPr>
+          <w:rFonts w:ascii="Times New Roman" w:hAnsi="Times New Roman"/>
+          <w:sz w:val="28"/>
+          <w:szCs w:val="26"/>
+        </w:rPr>
+        <w:t xml:space="preserve">Начальник Управления размещения ВОЛС </w:t>
+      </w:r>
+    </w:p>
+    <w:p>
+      <w:pPr>
+        <w:jc w:val="both"/>
+        <w:rPr>
+          <w:rFonts w:ascii="Times New Roman" w:hAnsi="Times New Roman"/>
+          <w:sz w:val="28"/>
+          <w:szCs w:val="26"/>
+        </w:rPr>
+      </w:pPr>
+      <w:r>
+        <w:rPr>
+          <w:rFonts w:ascii="Times New Roman" w:hAnsi="Times New Roman"/>
+          <w:sz w:val="28"/>
+          <w:szCs w:val="26"/>
+        </w:rPr>
+        <w:t>на воздушных линиях</w:t>
+      </w:r>
+      <w:r>
+        <w:rPr>
+          <w:rFonts w:ascii="Times New Roman" w:hAnsi="Times New Roman"/>
+          <w:sz w:val="28"/>
+          <w:szCs w:val="26"/>
+        </w:rPr>
+        <w:t xml:space="preserve">                                           </w:t>
+      </w:r>
+      <w:r>
+        <w:rPr>
+          <w:rFonts w:ascii="Times New Roman" w:hAnsi="Times New Roman"/>
+          <w:sz w:val="28"/>
+          <w:szCs w:val="26"/>
+        </w:rPr>
+        <w:tab/>
+      </w:r>
+      <w:r>
+        <w:rPr>
+          <w:rFonts w:ascii="Times New Roman" w:hAnsi="Times New Roman"/>
+          <w:sz w:val="28"/>
+          <w:szCs w:val="26"/>
+        </w:rPr>
+        <w:tab/>
+      </w:r>
+      <w:r>
+        <w:rPr>
+          <w:rFonts w:ascii="Times New Roman" w:hAnsi="Times New Roman"/>
+          <w:sz w:val="28"/>
+          <w:szCs w:val="26"/>
+        </w:rPr>
+        <w:tab/>
+      </w:r>
+      <w:r>
+        <w:rPr>
+          <w:rFonts w:ascii="Times New Roman" w:hAnsi="Times New Roman"/>
+          <w:sz w:val="28"/>
+          <w:szCs w:val="26"/>
+        </w:rPr>
+        <w:tab/>
+      </w:r>
+      <w:r>
+        <w:rPr>
+          <w:rFonts w:ascii="Times New Roman" w:hAnsi="Times New Roman"/>
+          <w:sz w:val="28"/>
+          <w:szCs w:val="26"/>
+        </w:rPr>
+        <w:t xml:space="preserve">   Е.А. Демина</w:t>
       </w:r>
     </w:p>
     <w:p>
@@ -1018,46 +1116,8 @@
           <w:szCs w:val="20"/>
         </w:rPr>
       </w:pPr>
-    </w:p>
-    <w:p>
-      <w:pPr>
-        <w:ind w:right="-1"/>
-        <w:rPr>
-          <w:rFonts w:ascii="Times New Roman" w:hAnsi="Times New Roman"/>
-          <w:sz w:val="20"/>
-          <w:szCs w:val="20"/>
-        </w:rPr>
-      </w:pPr>
-    </w:p>
-    <w:p>
-      <w:pPr>
-        <w:ind w:right="-1"/>
-        <w:rPr>
-          <w:rFonts w:ascii="Times New Roman" w:hAnsi="Times New Roman"/>
-          <w:sz w:val="20"/>
-          <w:szCs w:val="20"/>
-        </w:rPr>
-      </w:pPr>
-    </w:p>
-    <w:p>
-      <w:pPr>
-        <w:ind w:right="-1"/>
-        <w:rPr>
-          <w:rFonts w:ascii="Times New Roman" w:hAnsi="Times New Roman"/>
-          <w:sz w:val="20"/>
-          <w:szCs w:val="20"/>
-        </w:rPr>
-      </w:pPr>
-    </w:p>
-    <w:p>
-      <w:pPr>
-        <w:ind w:right="-1"/>
-        <w:rPr>
-          <w:rFonts w:ascii="Times New Roman" w:hAnsi="Times New Roman"/>
-          <w:sz w:val="20"/>
-          <w:szCs w:val="20"/>
-        </w:rPr>
-      </w:pPr>
+      <w:bookmarkStart w:id="0" w:name="_GoBack"/>
+      <w:bookmarkEnd w:id="0"/>
     </w:p>
     <w:p>
       <w:pPr>

--- a/templates/Подготовка_ТУ.docx
+++ b/templates/Подготовка_ТУ.docx
@@ -466,7 +466,25 @@
           <w:sz w:val="28"/>
           <w:szCs w:val="28"/>
         </w:rPr>
-        <w:t xml:space="preserve">В соответствии с Договором коммерческого представительства от 18.12.2019 №УВВ-77Д-2345-19/407/30-1602, а также обращением </w:t>
+        <w:t xml:space="preserve">В соответствии с Договором коммерческого представительства </w:t>
+      </w:r>
+      <w:r>
+        <w:rPr>
+          <w:rFonts w:ascii="Times New Roman" w:hAnsi="Times New Roman"/>
+          <w:sz w:val="28"/>
+          <w:szCs w:val="28"/>
+        </w:rPr>
+        <w:t>от 28.11.2024 №10001401000118/УВВ-77Д-0842-14</w:t>
+      </w:r>
+      <w:bookmarkStart w:id="0" w:name="_GoBack"/>
+      <w:bookmarkEnd w:id="0"/>
+      <w:r>
+        <w:rPr>
+          <w:rFonts w:ascii="Times New Roman" w:hAnsi="Times New Roman"/>
+          <w:sz w:val="28"/>
+          <w:szCs w:val="28"/>
+        </w:rPr>
+        <w:t xml:space="preserve">, а также обращением </w:t>
       </w:r>
       <w:r>
         <w:rPr>
@@ -1116,8 +1134,6 @@
           <w:szCs w:val="20"/>
         </w:rPr>
       </w:pPr>
-      <w:bookmarkStart w:id="0" w:name="_GoBack"/>
-      <w:bookmarkEnd w:id="0"/>
     </w:p>
     <w:p>
       <w:pPr>

--- a/templates/Подготовка_ТУ.docx
+++ b/templates/Подготовка_ТУ.docx
@@ -466,7 +466,33 @@
           <w:sz w:val="28"/>
           <w:szCs w:val="28"/>
         </w:rPr>
-        <w:t xml:space="preserve">В соответствии с Договором коммерческого представительства </w:t>
+        <w:t xml:space="preserve">В соответствии с </w:t>
+      </w:r>
+      <w:bookmarkStart w:id="0" w:name="_GoBack"/>
+      <w:r>
+        <w:rPr>
+          <w:rFonts w:ascii="Times New Roman" w:hAnsi="Times New Roman"/>
+          <w:sz w:val="28"/>
+          <w:szCs w:val="28"/>
+        </w:rPr>
+        <w:t>д</w:t>
+      </w:r>
+      <w:r>
+        <w:rPr>
+          <w:rFonts w:ascii="Times New Roman" w:hAnsi="Times New Roman"/>
+          <w:sz w:val="28"/>
+          <w:szCs w:val="28"/>
+        </w:rPr>
+        <w:t>оговор</w:t>
+      </w:r>
+      <w:bookmarkEnd w:id="0"/>
+      <w:r>
+        <w:rPr>
+          <w:rFonts w:ascii="Times New Roman" w:hAnsi="Times New Roman"/>
+          <w:sz w:val="28"/>
+          <w:szCs w:val="28"/>
+        </w:rPr>
+        <w:t xml:space="preserve">ом коммерческого представительства </w:t>
       </w:r>
       <w:r>
         <w:rPr>
@@ -476,8 +502,6 @@
         </w:rPr>
         <w:t>от 28.11.2024 №10001401000118/УВВ-77Д-0842-14</w:t>
       </w:r>
-      <w:bookmarkStart w:id="0" w:name="_GoBack"/>
-      <w:bookmarkEnd w:id="0"/>
       <w:r>
         <w:rPr>
           <w:rFonts w:ascii="Times New Roman" w:hAnsi="Times New Roman"/>
